--- a/Doc1.docx
+++ b/Doc1.docx
@@ -3,9 +3,720 @@
 <w:document xmlns:wpc="http://schemas.microsoft.com/office/word/2010/wordprocessingCanvas" xmlns:mc="http://schemas.openxmlformats.org/markup-compatibility/2006" xmlns:o="urn:schemas-microsoft-com:office:office" xmlns:r="http://schemas.openxmlformats.org/officeDocument/2006/relationships" xmlns:m="http://schemas.openxmlformats.org/officeDocument/2006/math" xmlns:v="urn:schemas-microsoft-com:vml" xmlns:wp14="http://schemas.microsoft.com/office/word/2010/wordprocessingDrawing" xmlns:wp="http://schemas.openxmlformats.org/drawingml/2006/wordprocessingDrawing" xmlns:w10="urn:schemas-microsoft-com:office:word" xmlns:w="http://schemas.openxmlformats.org/wordprocessingml/2006/main" xmlns:w14="http://schemas.microsoft.com/office/word/2010/wordml" xmlns:w15="http://schemas.microsoft.com/office/word/2012/wordml" xmlns:wpg="http://schemas.microsoft.com/office/word/2010/wordprocessingGroup" xmlns:wpi="http://schemas.microsoft.com/office/word/2010/wordprocessingInk" xmlns:wne="http://schemas.microsoft.com/office/word/2006/wordml" xmlns:wps="http://schemas.microsoft.com/office/word/2010/wordprocessingShape" mc:Ignorable="w14 w15 wp14">
   <w:body>
     <w:p>
+      <w:pPr>
+        <w:pStyle w:val="Titre1"/>
+      </w:pPr>
+      <w:r>
+        <w:t>Reprise d’</w:t>
+      </w:r>
+      <w:proofErr w:type="spellStart"/>
+      <w:r>
+        <w:t>equipe</w:t>
+      </w:r>
+      <w:proofErr w:type="spellEnd"/>
+      <w:r>
+        <w:t xml:space="preserve"> Agile</w:t>
+      </w:r>
+    </w:p>
+    <w:p/>
+    <w:p>
+      <w:r>
+        <w:t xml:space="preserve">Tache 1 Identifier tous </w:t>
+      </w:r>
+      <w:proofErr w:type="gramStart"/>
+      <w:r>
+        <w:t>les dysfonctionnement</w:t>
+      </w:r>
+      <w:proofErr w:type="gramEnd"/>
+    </w:p>
+    <w:p>
+      <w:pPr>
+        <w:pStyle w:val="Paragraphedeliste"/>
+        <w:numPr>
+          <w:ilvl w:val="0"/>
+          <w:numId w:val="1"/>
+        </w:numPr>
+      </w:pPr>
+      <w:r>
+        <w:t xml:space="preserve">40% des tickets sont </w:t>
+      </w:r>
+      <w:proofErr w:type="spellStart"/>
+      <w:r>
+        <w:t>sont</w:t>
+      </w:r>
+      <w:proofErr w:type="spellEnd"/>
+      <w:r>
+        <w:t xml:space="preserve"> reportes : il y a une très forte instabilité du sprint back log, ou alors la capacité de l’équipe est mal évaluée</w:t>
+      </w:r>
+    </w:p>
+    <w:p>
+      <w:pPr>
+        <w:pStyle w:val="Paragraphedeliste"/>
+        <w:numPr>
+          <w:ilvl w:val="0"/>
+          <w:numId w:val="1"/>
+        </w:numPr>
+      </w:pPr>
+      <w:r>
+        <w:t>Le PO ajoute des taches en cours de sprint, perturbation du sprint goal</w:t>
+      </w:r>
+    </w:p>
+    <w:p>
+      <w:pPr>
+        <w:pStyle w:val="Paragraphedeliste"/>
+        <w:numPr>
+          <w:ilvl w:val="0"/>
+          <w:numId w:val="1"/>
+        </w:numPr>
+      </w:pPr>
+      <w:r>
+        <w:t xml:space="preserve">Ticket mal </w:t>
+      </w:r>
+      <w:proofErr w:type="spellStart"/>
+      <w:r>
+        <w:t>definis</w:t>
+      </w:r>
+      <w:proofErr w:type="spellEnd"/>
+    </w:p>
+    <w:p>
+      <w:pPr>
+        <w:pStyle w:val="Paragraphedeliste"/>
+        <w:numPr>
+          <w:ilvl w:val="0"/>
+          <w:numId w:val="1"/>
+        </w:numPr>
+      </w:pPr>
+      <w:proofErr w:type="spellStart"/>
+      <w:r>
+        <w:t>Refinment</w:t>
+      </w:r>
+      <w:proofErr w:type="spellEnd"/>
+      <w:r>
+        <w:t xml:space="preserve"> insuffisant ou inefficace</w:t>
+      </w:r>
+    </w:p>
+    <w:p>
+      <w:pPr>
+        <w:pStyle w:val="Paragraphedeliste"/>
+        <w:numPr>
+          <w:ilvl w:val="0"/>
+          <w:numId w:val="1"/>
+        </w:numPr>
+      </w:pPr>
+      <w:r>
+        <w:t>QA en fin de sprint</w:t>
+      </w:r>
+    </w:p>
+    <w:p>
+      <w:pPr>
+        <w:pStyle w:val="Paragraphedeliste"/>
+        <w:numPr>
+          <w:ilvl w:val="0"/>
+          <w:numId w:val="1"/>
+        </w:numPr>
+      </w:pPr>
+      <w:r>
+        <w:t>3 incidents de production le mois dernier</w:t>
+      </w:r>
+    </w:p>
+    <w:p>
+      <w:pPr>
+        <w:pStyle w:val="Paragraphedeliste"/>
+        <w:numPr>
+          <w:ilvl w:val="0"/>
+          <w:numId w:val="1"/>
+        </w:numPr>
+      </w:pPr>
+      <w:r>
+        <w:t xml:space="preserve">Le </w:t>
+      </w:r>
+      <w:proofErr w:type="spellStart"/>
+      <w:r>
+        <w:t>tech</w:t>
+      </w:r>
+      <w:proofErr w:type="spellEnd"/>
+      <w:r>
+        <w:t xml:space="preserve"> lead d</w:t>
+      </w:r>
+      <w:r>
+        <w:t>i</w:t>
+      </w:r>
+      <w:r>
+        <w:t xml:space="preserve">stribue les </w:t>
+      </w:r>
+      <w:r>
+        <w:t>taches</w:t>
+      </w:r>
+    </w:p>
+    <w:p>
+      <w:pPr>
+        <w:pStyle w:val="Paragraphedeliste"/>
+        <w:numPr>
+          <w:ilvl w:val="0"/>
+          <w:numId w:val="1"/>
+        </w:numPr>
+      </w:pPr>
+      <w:r>
+        <w:t>Daily de 45 minutes</w:t>
+      </w:r>
+    </w:p>
+    <w:p>
+      <w:pPr>
+        <w:pStyle w:val="Paragraphedeliste"/>
+        <w:numPr>
+          <w:ilvl w:val="0"/>
+          <w:numId w:val="1"/>
+        </w:numPr>
+      </w:pPr>
+      <w:r>
+        <w:t>Faible participation aux rétrospectives</w:t>
+      </w:r>
+    </w:p>
+    <w:p>
+      <w:pPr>
+        <w:pStyle w:val="Paragraphedeliste"/>
+        <w:numPr>
+          <w:ilvl w:val="0"/>
+          <w:numId w:val="1"/>
+        </w:numPr>
+      </w:pPr>
+      <w:r>
+        <w:t>La direction demande +30% de vélocité sans qu’une analyse de capacité soit faite</w:t>
+      </w:r>
+    </w:p>
+    <w:p/>
+    <w:p>
+      <w:r>
+        <w:t>Tache 2 : les problèmes les plus critiques</w:t>
+      </w:r>
+    </w:p>
+    <w:p>
+      <w:pPr>
+        <w:pStyle w:val="Paragraphedeliste"/>
+        <w:numPr>
+          <w:ilvl w:val="0"/>
+          <w:numId w:val="2"/>
+        </w:numPr>
+      </w:pPr>
+      <w:proofErr w:type="spellStart"/>
+      <w:r>
+        <w:t>Instabilite</w:t>
+      </w:r>
+      <w:proofErr w:type="spellEnd"/>
+      <w:r>
+        <w:t xml:space="preserve"> des sprints, ajout de tache pendant le sprint</w:t>
+      </w:r>
+    </w:p>
+    <w:p>
+      <w:pPr>
+        <w:pStyle w:val="Paragraphedeliste"/>
+        <w:numPr>
+          <w:ilvl w:val="0"/>
+          <w:numId w:val="2"/>
+        </w:numPr>
+      </w:pPr>
+      <w:r>
+        <w:t xml:space="preserve">Tickets mal </w:t>
+      </w:r>
+      <w:proofErr w:type="spellStart"/>
+      <w:r>
+        <w:t>definis</w:t>
+      </w:r>
+      <w:proofErr w:type="spellEnd"/>
+    </w:p>
+    <w:p>
+      <w:pPr>
+        <w:pStyle w:val="Paragraphedeliste"/>
+        <w:numPr>
+          <w:ilvl w:val="0"/>
+          <w:numId w:val="2"/>
+        </w:numPr>
+      </w:pPr>
+      <w:r>
+        <w:t>QA concentre en fin de sprint</w:t>
+      </w:r>
+    </w:p>
+    <w:p>
+      <w:pPr>
+        <w:pStyle w:val="Paragraphedeliste"/>
+        <w:numPr>
+          <w:ilvl w:val="0"/>
+          <w:numId w:val="2"/>
+        </w:numPr>
+      </w:pPr>
+      <w:r>
+        <w:t>40% des tickets reportes</w:t>
+      </w:r>
+    </w:p>
+    <w:p>
+      <w:pPr>
+        <w:pStyle w:val="Paragraphedeliste"/>
+        <w:numPr>
+          <w:ilvl w:val="0"/>
+          <w:numId w:val="2"/>
+        </w:numPr>
+      </w:pPr>
+      <w:r>
+        <w:t>Mauvaise gouvernance</w:t>
+      </w:r>
+    </w:p>
+    <w:p/>
+    <w:p>
+      <w:r>
+        <w:t>Tache 3 : Gestion de l’urgence</w:t>
+      </w:r>
+    </w:p>
+    <w:p>
+      <w:pPr>
+        <w:pStyle w:val="Paragraphedeliste"/>
+        <w:numPr>
+          <w:ilvl w:val="0"/>
+          <w:numId w:val="3"/>
+        </w:numPr>
+      </w:pPr>
+      <w:r>
+        <w:t>Le CEO peut exprimer une demande business, mais le PO doit :</w:t>
+      </w:r>
+    </w:p>
+    <w:p>
+      <w:pPr>
+        <w:pStyle w:val="Paragraphedeliste"/>
+        <w:numPr>
+          <w:ilvl w:val="1"/>
+          <w:numId w:val="3"/>
+        </w:numPr>
+      </w:pPr>
+      <w:proofErr w:type="spellStart"/>
+      <w:r>
+        <w:t>Determiner</w:t>
+      </w:r>
+      <w:proofErr w:type="spellEnd"/>
+      <w:r>
+        <w:t xml:space="preserve"> pourquoi c’est urgent</w:t>
+      </w:r>
+    </w:p>
+    <w:p>
+      <w:pPr>
+        <w:pStyle w:val="Paragraphedeliste"/>
+        <w:numPr>
+          <w:ilvl w:val="1"/>
+          <w:numId w:val="3"/>
+        </w:numPr>
+      </w:pPr>
+      <w:r>
+        <w:t xml:space="preserve">Etablir la </w:t>
+      </w:r>
+      <w:proofErr w:type="spellStart"/>
+      <w:r>
+        <w:t>consequence</w:t>
+      </w:r>
+      <w:proofErr w:type="spellEnd"/>
+    </w:p>
+    <w:p>
+      <w:pPr>
+        <w:pStyle w:val="Paragraphedeliste"/>
+        <w:numPr>
+          <w:ilvl w:val="1"/>
+          <w:numId w:val="3"/>
+        </w:numPr>
+      </w:pPr>
+      <w:r>
+        <w:t>Evaluer l’impact technique</w:t>
+      </w:r>
+    </w:p>
+    <w:p>
+      <w:pPr>
+        <w:pStyle w:val="Paragraphedeliste"/>
+        <w:numPr>
+          <w:ilvl w:val="1"/>
+          <w:numId w:val="3"/>
+        </w:numPr>
+      </w:pPr>
+      <w:proofErr w:type="spellStart"/>
+      <w:r>
+        <w:t>Renegocier</w:t>
+      </w:r>
+      <w:proofErr w:type="spellEnd"/>
+      <w:r>
+        <w:t xml:space="preserve"> le sprint </w:t>
+      </w:r>
+      <w:proofErr w:type="spellStart"/>
+      <w:r>
+        <w:t>backlog</w:t>
+      </w:r>
+      <w:proofErr w:type="spellEnd"/>
+      <w:r>
+        <w:t xml:space="preserve"> si </w:t>
+      </w:r>
+      <w:proofErr w:type="spellStart"/>
+      <w:r>
+        <w:t>necessaire</w:t>
+      </w:r>
+      <w:proofErr w:type="spellEnd"/>
+    </w:p>
+    <w:p>
+      <w:pPr>
+        <w:pStyle w:val="Paragraphedeliste"/>
+        <w:numPr>
+          <w:ilvl w:val="1"/>
+          <w:numId w:val="3"/>
+        </w:numPr>
+      </w:pPr>
+      <w:r>
+        <w:t>Envisager un MVP</w:t>
+      </w:r>
+    </w:p>
+    <w:p>
+      <w:r>
+        <w:t>Tache 4</w:t>
+      </w:r>
+    </w:p>
+    <w:p>
+      <w:r>
+        <w:tab/>
+      </w:r>
+      <w:r>
+        <w:t xml:space="preserve">Sur 30 jours, je stabiliserais le périmètre, améliorerais le </w:t>
+      </w:r>
+      <w:proofErr w:type="spellStart"/>
+      <w:r>
+        <w:t>refinement</w:t>
+      </w:r>
+      <w:proofErr w:type="spellEnd"/>
+      <w:r>
+        <w:t xml:space="preserve">, intégrerais la QA plus tôt, raccourcirais le Daily, renforcerais la rétrospective et suivrais six métriques : Sprint Goal, reports, travail non planifié, cycle time, incidents et qualité du </w:t>
+      </w:r>
+      <w:proofErr w:type="spellStart"/>
+      <w:r>
+        <w:t>backlog</w:t>
+      </w:r>
+      <w:proofErr w:type="spellEnd"/>
+      <w:r>
+        <w:t>.</w:t>
+      </w:r>
+    </w:p>
+    <w:p/>
+    <w:p>
+      <w:r>
+        <w:t xml:space="preserve">Tache 5 </w:t>
+      </w:r>
+    </w:p>
+    <w:p>
+      <w:r>
+        <w:tab/>
+      </w:r>
+      <w:r>
+        <w:t>Pendant le Planning :</w:t>
+      </w:r>
+    </w:p>
+    <w:p>
+      <w:proofErr w:type="gramStart"/>
+      <w:r>
+        <w:t>vérifier</w:t>
+      </w:r>
+      <w:proofErr w:type="gramEnd"/>
+      <w:r>
+        <w:t xml:space="preserve"> le Sprint Goal ; examiner la capacité réelle ; prendre en compte congés, absences, support, dette technique ; sélectionner les éléments prioritaires ; vérifier les dépendances ; laisser l'équipe déterminer ce qu'elle peut raisonnablement prendre.</w:t>
+      </w:r>
+    </w:p>
+    <w:p>
+      <w:pPr>
+        <w:pStyle w:val="Paragraphedeliste"/>
+        <w:numPr>
+          <w:ilvl w:val="1"/>
+          <w:numId w:val="6"/>
+        </w:numPr>
+      </w:pPr>
+      <w:r>
+        <w:lastRenderedPageBreak/>
+        <w:t xml:space="preserve">Daily : réduire de 45 min à 15 min maximum ; se concentrer sur l'avancement, les blocages et le Sprint Goal. </w:t>
+      </w:r>
+    </w:p>
+    <w:p>
+      <w:pPr>
+        <w:pStyle w:val="Paragraphedeliste"/>
+        <w:numPr>
+          <w:ilvl w:val="1"/>
+          <w:numId w:val="6"/>
+        </w:numPr>
+      </w:pPr>
+      <w:proofErr w:type="spellStart"/>
+      <w:r>
+        <w:t>Refinement</w:t>
+      </w:r>
+      <w:proofErr w:type="spellEnd"/>
+      <w:r>
+        <w:t xml:space="preserve"> : mieux préparer les tickets : objectif, critères d'acceptation, dépendances et estimation avant le Planning. </w:t>
+      </w:r>
+    </w:p>
+    <w:p>
+      <w:pPr>
+        <w:pStyle w:val="Paragraphedeliste"/>
+        <w:numPr>
+          <w:ilvl w:val="1"/>
+          <w:numId w:val="6"/>
+        </w:numPr>
+      </w:pPr>
+      <w:proofErr w:type="spellStart"/>
+      <w:r>
+        <w:t>Review</w:t>
+      </w:r>
+      <w:proofErr w:type="spellEnd"/>
+      <w:r>
+        <w:t xml:space="preserve"> : présenter le travail réellement terminé et recueillir le feedback des parties prenantes. </w:t>
+      </w:r>
+    </w:p>
+    <w:p>
+      <w:pPr>
+        <w:pStyle w:val="Paragraphedeliste"/>
+        <w:numPr>
+          <w:ilvl w:val="1"/>
+          <w:numId w:val="6"/>
+        </w:numPr>
+      </w:pPr>
+      <w:r>
+        <w:t>Rétrospective : identifier les causes des problèmes et retenir 2–3 actions concrètes avec responsables et échéances.</w:t>
+      </w:r>
+    </w:p>
+    <w:p/>
+    <w:p>
+      <w:r>
+        <w:t>Tache 6</w:t>
+      </w:r>
+    </w:p>
+    <w:p/>
+    <w:p>
+      <w:pPr>
+        <w:pStyle w:val="Paragraphedeliste"/>
+        <w:numPr>
+          <w:ilvl w:val="1"/>
+          <w:numId w:val="6"/>
+        </w:numPr>
+      </w:pPr>
+      <w:r>
+        <w:rPr>
+          <w:bCs/>
+        </w:rPr>
+        <w:t>Taux d'atteinte du Sprint Goal</w:t>
+      </w:r>
+      <w:r>
+        <w:t xml:space="preserve"> </w:t>
+      </w:r>
+    </w:p>
+    <w:p>
+      <w:pPr>
+        <w:pStyle w:val="Paragraphedeliste"/>
+        <w:numPr>
+          <w:ilvl w:val="1"/>
+          <w:numId w:val="6"/>
+        </w:numPr>
+      </w:pPr>
+      <w:r>
+        <w:rPr>
+          <w:bCs/>
+        </w:rPr>
+        <w:t>Taux de tickets reportés</w:t>
+      </w:r>
+      <w:r>
+        <w:t xml:space="preserve"> → objectif : réduire les 40 % </w:t>
+      </w:r>
+    </w:p>
+    <w:p>
+      <w:pPr>
+        <w:pStyle w:val="Paragraphedeliste"/>
+        <w:numPr>
+          <w:ilvl w:val="1"/>
+          <w:numId w:val="6"/>
+        </w:numPr>
+      </w:pPr>
+      <w:r>
+        <w:rPr>
+          <w:bCs/>
+        </w:rPr>
+        <w:t>% de travail non planifié</w:t>
+      </w:r>
+      <w:r>
+        <w:t xml:space="preserve"> → mesurer les ajouts en cours de sprint </w:t>
+      </w:r>
+    </w:p>
+    <w:p>
+      <w:pPr>
+        <w:pStyle w:val="Paragraphedeliste"/>
+        <w:numPr>
+          <w:ilvl w:val="1"/>
+          <w:numId w:val="6"/>
+        </w:numPr>
+      </w:pPr>
+      <w:r>
+        <w:rPr>
+          <w:bCs/>
+        </w:rPr>
+        <w:t>Cycle Time</w:t>
+      </w:r>
+      <w:r>
+        <w:t xml:space="preserve"> → temps nécessaire pour terminer un ticket </w:t>
+      </w:r>
+    </w:p>
+    <w:p>
+      <w:pPr>
+        <w:pStyle w:val="Paragraphedeliste"/>
+        <w:numPr>
+          <w:ilvl w:val="1"/>
+          <w:numId w:val="6"/>
+        </w:numPr>
+      </w:pPr>
+      <w:r>
+        <w:rPr>
+          <w:bCs/>
+        </w:rPr>
+        <w:t>Nombre d'incidents/défauts en production</w:t>
+      </w:r>
+      <w:r>
+        <w:t xml:space="preserve"> </w:t>
+      </w:r>
+    </w:p>
+    <w:p>
+      <w:pPr>
+        <w:pStyle w:val="Paragraphedeliste"/>
+        <w:numPr>
+          <w:ilvl w:val="1"/>
+          <w:numId w:val="6"/>
+        </w:numPr>
+      </w:pPr>
+      <w:r>
+        <w:rPr>
+          <w:bCs/>
+        </w:rPr>
+        <w:t>% de tickets suffisamment préparés avant le Planning</w:t>
+      </w:r>
+      <w:r>
+        <w:t xml:space="preserve"> </w:t>
+      </w:r>
+    </w:p>
+    <w:p>
+      <w:pPr>
+        <w:pStyle w:val="Paragraphedeliste"/>
+        <w:numPr>
+          <w:ilvl w:val="1"/>
+          <w:numId w:val="6"/>
+        </w:numPr>
+      </w:pPr>
+      <w:r>
+        <w:t xml:space="preserve">La vélocité sert principalement à </w:t>
+      </w:r>
+      <w:r>
+        <w:rPr>
+          <w:bCs/>
+        </w:rPr>
+        <w:t>prévoir la capacité</w:t>
+      </w:r>
+      <w:r>
+        <w:t>, pas à évaluer la performance des développeurs.</w:t>
+      </w:r>
+    </w:p>
+    <w:p/>
+    <w:p>
+      <w:r>
+        <w:t xml:space="preserve">Tache </w:t>
+      </w:r>
+      <w:r>
+        <w:t>7</w:t>
+      </w:r>
+    </w:p>
+    <w:p/>
+    <w:p>
+      <w:pPr>
+        <w:pStyle w:val="Paragraphedeliste"/>
+        <w:numPr>
+          <w:ilvl w:val="1"/>
+          <w:numId w:val="6"/>
+        </w:numPr>
+        <w:rPr>
+          <w:bCs/>
+        </w:rPr>
+      </w:pPr>
+      <w:r>
+        <w:rPr>
+          <w:bCs/>
+        </w:rPr>
+        <w:t>La direction ne devrait pas imposer +30 % dès le prochain sprint.</w:t>
+      </w:r>
+    </w:p>
+    <w:p>
+      <w:pPr>
+        <w:pStyle w:val="Paragraphedeliste"/>
+        <w:numPr>
+          <w:ilvl w:val="1"/>
+          <w:numId w:val="6"/>
+        </w:numPr>
+        <w:rPr>
+          <w:bCs/>
+        </w:rPr>
+      </w:pPr>
+      <w:r>
+        <w:rPr>
+          <w:bCs/>
+        </w:rPr>
+        <w:t xml:space="preserve">Vélocité actuelle moyenne ≈ 29 points </w:t>
+      </w:r>
+    </w:p>
+    <w:p>
+      <w:pPr>
+        <w:pStyle w:val="Paragraphedeliste"/>
+        <w:numPr>
+          <w:ilvl w:val="1"/>
+          <w:numId w:val="6"/>
+        </w:numPr>
+        <w:rPr>
+          <w:bCs/>
+        </w:rPr>
+      </w:pPr>
+      <w:r>
+        <w:rPr>
+          <w:bCs/>
+        </w:rPr>
+        <w:t xml:space="preserve">+30 % ≈ 37 points </w:t>
+      </w:r>
+    </w:p>
+    <w:p>
+      <w:pPr>
+        <w:pStyle w:val="Paragraphedeliste"/>
+        <w:numPr>
+          <w:ilvl w:val="1"/>
+          <w:numId w:val="6"/>
+        </w:numPr>
+        <w:rPr>
+          <w:bCs/>
+        </w:rPr>
+      </w:pPr>
+      <w:r>
+        <w:rPr>
+          <w:bCs/>
+        </w:rPr>
+        <w:t xml:space="preserve">Ce chiffre ne garantit pas que l'équipe </w:t>
+      </w:r>
+      <w:proofErr w:type="gramStart"/>
+      <w:r>
+        <w:rPr>
+          <w:bCs/>
+        </w:rPr>
+        <w:t>pourra</w:t>
+      </w:r>
+      <w:proofErr w:type="gramEnd"/>
+      <w:r>
+        <w:rPr>
+          <w:bCs/>
+        </w:rPr>
+        <w:t xml:space="preserve"> réellement livrer 37 points.</w:t>
+      </w:r>
+    </w:p>
+    <w:p>
       <w:bookmarkStart w:id="0" w:name="_GoBack"/>
       <w:bookmarkEnd w:id="0"/>
     </w:p>
+    <w:p/>
+    <w:p/>
+    <w:p/>
     <w:sectPr>
       <w:pgSz w:w="11906" w:h="16838"/>
       <w:pgMar w:top="1417" w:right="1417" w:bottom="1417" w:left="1417" w:header="708" w:footer="708" w:gutter="0"/>
@@ -14,6 +725,905 @@
     </w:sectPr>
   </w:body>
 </w:document>
+</file>
+
+<file path=word/numbering.xml><?xml version="1.0" encoding="utf-8"?>
+<w:numbering xmlns:wpc="http://schemas.microsoft.com/office/word/2010/wordprocessingCanvas" xmlns:mc="http://schemas.openxmlformats.org/markup-compatibility/2006" xmlns:o="urn:schemas-microsoft-com:office:office" xmlns:r="http://schemas.openxmlformats.org/officeDocument/2006/relationships" xmlns:m="http://schemas.openxmlformats.org/officeDocument/2006/math" xmlns:v="urn:schemas-microsoft-com:vml" xmlns:wp14="http://schemas.microsoft.com/office/word/2010/wordprocessingDrawing" xmlns:wp="http://schemas.openxmlformats.org/drawingml/2006/wordprocessingDrawing" xmlns:w10="urn:schemas-microsoft-com:office:word" xmlns:w="http://schemas.openxmlformats.org/wordprocessingml/2006/main" xmlns:w14="http://schemas.microsoft.com/office/word/2010/wordml" xmlns:w15="http://schemas.microsoft.com/office/word/2012/wordml" xmlns:wpg="http://schemas.microsoft.com/office/word/2010/wordprocessingGroup" xmlns:wpi="http://schemas.microsoft.com/office/word/2010/wordprocessingInk" xmlns:wne="http://schemas.microsoft.com/office/word/2006/wordml" xmlns:wps="http://schemas.microsoft.com/office/word/2010/wordprocessingShape" mc:Ignorable="w14 w15 wp14">
+  <w:abstractNum w:abstractNumId="0">
+    <w:nsid w:val="033B2D38"/>
+    <w:multiLevelType w:val="multilevel"/>
+    <w:tmpl w:val="02D62734"/>
+    <w:lvl w:ilvl="0">
+      <w:start w:val="1"/>
+      <w:numFmt w:val="bullet"/>
+      <w:lvlText w:val=""/>
+      <w:lvlJc w:val="left"/>
+      <w:pPr>
+        <w:tabs>
+          <w:tab w:val="num" w:pos="720"/>
+        </w:tabs>
+        <w:ind w:left="720" w:hanging="360"/>
+      </w:pPr>
+      <w:rPr>
+        <w:rFonts w:ascii="Symbol" w:hAnsi="Symbol" w:hint="default"/>
+        <w:sz w:val="20"/>
+      </w:rPr>
+    </w:lvl>
+    <w:lvl w:ilvl="1" w:tentative="1">
+      <w:start w:val="1"/>
+      <w:numFmt w:val="bullet"/>
+      <w:lvlText w:val="o"/>
+      <w:lvlJc w:val="left"/>
+      <w:pPr>
+        <w:tabs>
+          <w:tab w:val="num" w:pos="1440"/>
+        </w:tabs>
+        <w:ind w:left="1440" w:hanging="360"/>
+      </w:pPr>
+      <w:rPr>
+        <w:rFonts w:ascii="Courier New" w:hAnsi="Courier New" w:hint="default"/>
+        <w:sz w:val="20"/>
+      </w:rPr>
+    </w:lvl>
+    <w:lvl w:ilvl="2" w:tentative="1">
+      <w:start w:val="1"/>
+      <w:numFmt w:val="bullet"/>
+      <w:lvlText w:val=""/>
+      <w:lvlJc w:val="left"/>
+      <w:pPr>
+        <w:tabs>
+          <w:tab w:val="num" w:pos="2160"/>
+        </w:tabs>
+        <w:ind w:left="2160" w:hanging="360"/>
+      </w:pPr>
+      <w:rPr>
+        <w:rFonts w:ascii="Wingdings" w:hAnsi="Wingdings" w:hint="default"/>
+        <w:sz w:val="20"/>
+      </w:rPr>
+    </w:lvl>
+    <w:lvl w:ilvl="3" w:tentative="1">
+      <w:start w:val="1"/>
+      <w:numFmt w:val="bullet"/>
+      <w:lvlText w:val=""/>
+      <w:lvlJc w:val="left"/>
+      <w:pPr>
+        <w:tabs>
+          <w:tab w:val="num" w:pos="2880"/>
+        </w:tabs>
+        <w:ind w:left="2880" w:hanging="360"/>
+      </w:pPr>
+      <w:rPr>
+        <w:rFonts w:ascii="Wingdings" w:hAnsi="Wingdings" w:hint="default"/>
+        <w:sz w:val="20"/>
+      </w:rPr>
+    </w:lvl>
+    <w:lvl w:ilvl="4" w:tentative="1">
+      <w:start w:val="1"/>
+      <w:numFmt w:val="bullet"/>
+      <w:lvlText w:val=""/>
+      <w:lvlJc w:val="left"/>
+      <w:pPr>
+        <w:tabs>
+          <w:tab w:val="num" w:pos="3600"/>
+        </w:tabs>
+        <w:ind w:left="3600" w:hanging="360"/>
+      </w:pPr>
+      <w:rPr>
+        <w:rFonts w:ascii="Wingdings" w:hAnsi="Wingdings" w:hint="default"/>
+        <w:sz w:val="20"/>
+      </w:rPr>
+    </w:lvl>
+    <w:lvl w:ilvl="5" w:tentative="1">
+      <w:start w:val="1"/>
+      <w:numFmt w:val="bullet"/>
+      <w:lvlText w:val=""/>
+      <w:lvlJc w:val="left"/>
+      <w:pPr>
+        <w:tabs>
+          <w:tab w:val="num" w:pos="4320"/>
+        </w:tabs>
+        <w:ind w:left="4320" w:hanging="360"/>
+      </w:pPr>
+      <w:rPr>
+        <w:rFonts w:ascii="Wingdings" w:hAnsi="Wingdings" w:hint="default"/>
+        <w:sz w:val="20"/>
+      </w:rPr>
+    </w:lvl>
+    <w:lvl w:ilvl="6" w:tentative="1">
+      <w:start w:val="1"/>
+      <w:numFmt w:val="bullet"/>
+      <w:lvlText w:val=""/>
+      <w:lvlJc w:val="left"/>
+      <w:pPr>
+        <w:tabs>
+          <w:tab w:val="num" w:pos="5040"/>
+        </w:tabs>
+        <w:ind w:left="5040" w:hanging="360"/>
+      </w:pPr>
+      <w:rPr>
+        <w:rFonts w:ascii="Wingdings" w:hAnsi="Wingdings" w:hint="default"/>
+        <w:sz w:val="20"/>
+      </w:rPr>
+    </w:lvl>
+    <w:lvl w:ilvl="7" w:tentative="1">
+      <w:start w:val="1"/>
+      <w:numFmt w:val="bullet"/>
+      <w:lvlText w:val=""/>
+      <w:lvlJc w:val="left"/>
+      <w:pPr>
+        <w:tabs>
+          <w:tab w:val="num" w:pos="5760"/>
+        </w:tabs>
+        <w:ind w:left="5760" w:hanging="360"/>
+      </w:pPr>
+      <w:rPr>
+        <w:rFonts w:ascii="Wingdings" w:hAnsi="Wingdings" w:hint="default"/>
+        <w:sz w:val="20"/>
+      </w:rPr>
+    </w:lvl>
+    <w:lvl w:ilvl="8" w:tentative="1">
+      <w:start w:val="1"/>
+      <w:numFmt w:val="bullet"/>
+      <w:lvlText w:val=""/>
+      <w:lvlJc w:val="left"/>
+      <w:pPr>
+        <w:tabs>
+          <w:tab w:val="num" w:pos="6480"/>
+        </w:tabs>
+        <w:ind w:left="6480" w:hanging="360"/>
+      </w:pPr>
+      <w:rPr>
+        <w:rFonts w:ascii="Wingdings" w:hAnsi="Wingdings" w:hint="default"/>
+        <w:sz w:val="20"/>
+      </w:rPr>
+    </w:lvl>
+  </w:abstractNum>
+  <w:abstractNum w:abstractNumId="1">
+    <w:nsid w:val="04921287"/>
+    <w:multiLevelType w:val="hybridMultilevel"/>
+    <w:tmpl w:val="DC1CE2F4"/>
+    <w:lvl w:ilvl="0" w:tplc="040C000F">
+      <w:start w:val="1"/>
+      <w:numFmt w:val="decimal"/>
+      <w:lvlText w:val="%1."/>
+      <w:lvlJc w:val="left"/>
+      <w:pPr>
+        <w:ind w:left="720" w:hanging="360"/>
+      </w:pPr>
+    </w:lvl>
+    <w:lvl w:ilvl="1" w:tplc="040C0019" w:tentative="1">
+      <w:start w:val="1"/>
+      <w:numFmt w:val="lowerLetter"/>
+      <w:lvlText w:val="%2."/>
+      <w:lvlJc w:val="left"/>
+      <w:pPr>
+        <w:ind w:left="1440" w:hanging="360"/>
+      </w:pPr>
+    </w:lvl>
+    <w:lvl w:ilvl="2" w:tplc="040C001B" w:tentative="1">
+      <w:start w:val="1"/>
+      <w:numFmt w:val="lowerRoman"/>
+      <w:lvlText w:val="%3."/>
+      <w:lvlJc w:val="right"/>
+      <w:pPr>
+        <w:ind w:left="2160" w:hanging="180"/>
+      </w:pPr>
+    </w:lvl>
+    <w:lvl w:ilvl="3" w:tplc="040C000F" w:tentative="1">
+      <w:start w:val="1"/>
+      <w:numFmt w:val="decimal"/>
+      <w:lvlText w:val="%4."/>
+      <w:lvlJc w:val="left"/>
+      <w:pPr>
+        <w:ind w:left="2880" w:hanging="360"/>
+      </w:pPr>
+    </w:lvl>
+    <w:lvl w:ilvl="4" w:tplc="040C0019" w:tentative="1">
+      <w:start w:val="1"/>
+      <w:numFmt w:val="lowerLetter"/>
+      <w:lvlText w:val="%5."/>
+      <w:lvlJc w:val="left"/>
+      <w:pPr>
+        <w:ind w:left="3600" w:hanging="360"/>
+      </w:pPr>
+    </w:lvl>
+    <w:lvl w:ilvl="5" w:tplc="040C001B" w:tentative="1">
+      <w:start w:val="1"/>
+      <w:numFmt w:val="lowerRoman"/>
+      <w:lvlText w:val="%6."/>
+      <w:lvlJc w:val="right"/>
+      <w:pPr>
+        <w:ind w:left="4320" w:hanging="180"/>
+      </w:pPr>
+    </w:lvl>
+    <w:lvl w:ilvl="6" w:tplc="040C000F" w:tentative="1">
+      <w:start w:val="1"/>
+      <w:numFmt w:val="decimal"/>
+      <w:lvlText w:val="%7."/>
+      <w:lvlJc w:val="left"/>
+      <w:pPr>
+        <w:ind w:left="5040" w:hanging="360"/>
+      </w:pPr>
+    </w:lvl>
+    <w:lvl w:ilvl="7" w:tplc="040C0019" w:tentative="1">
+      <w:start w:val="1"/>
+      <w:numFmt w:val="lowerLetter"/>
+      <w:lvlText w:val="%8."/>
+      <w:lvlJc w:val="left"/>
+      <w:pPr>
+        <w:ind w:left="5760" w:hanging="360"/>
+      </w:pPr>
+    </w:lvl>
+    <w:lvl w:ilvl="8" w:tplc="040C001B" w:tentative="1">
+      <w:start w:val="1"/>
+      <w:numFmt w:val="lowerRoman"/>
+      <w:lvlText w:val="%9."/>
+      <w:lvlJc w:val="right"/>
+      <w:pPr>
+        <w:ind w:left="6480" w:hanging="180"/>
+      </w:pPr>
+    </w:lvl>
+  </w:abstractNum>
+  <w:abstractNum w:abstractNumId="2">
+    <w:nsid w:val="0AC85E5F"/>
+    <w:multiLevelType w:val="multilevel"/>
+    <w:tmpl w:val="040C001D"/>
+    <w:lvl w:ilvl="0">
+      <w:start w:val="1"/>
+      <w:numFmt w:val="decimal"/>
+      <w:lvlText w:val="%1)"/>
+      <w:lvlJc w:val="left"/>
+      <w:pPr>
+        <w:ind w:left="360" w:hanging="360"/>
+      </w:pPr>
+    </w:lvl>
+    <w:lvl w:ilvl="1">
+      <w:start w:val="1"/>
+      <w:numFmt w:val="lowerLetter"/>
+      <w:lvlText w:val="%2)"/>
+      <w:lvlJc w:val="left"/>
+      <w:pPr>
+        <w:ind w:left="720" w:hanging="360"/>
+      </w:pPr>
+    </w:lvl>
+    <w:lvl w:ilvl="2">
+      <w:start w:val="1"/>
+      <w:numFmt w:val="lowerRoman"/>
+      <w:lvlText w:val="%3)"/>
+      <w:lvlJc w:val="left"/>
+      <w:pPr>
+        <w:ind w:left="1080" w:hanging="360"/>
+      </w:pPr>
+    </w:lvl>
+    <w:lvl w:ilvl="3">
+      <w:start w:val="1"/>
+      <w:numFmt w:val="decimal"/>
+      <w:lvlText w:val="(%4)"/>
+      <w:lvlJc w:val="left"/>
+      <w:pPr>
+        <w:ind w:left="1440" w:hanging="360"/>
+      </w:pPr>
+    </w:lvl>
+    <w:lvl w:ilvl="4">
+      <w:start w:val="1"/>
+      <w:numFmt w:val="lowerLetter"/>
+      <w:lvlText w:val="(%5)"/>
+      <w:lvlJc w:val="left"/>
+      <w:pPr>
+        <w:ind w:left="1800" w:hanging="360"/>
+      </w:pPr>
+    </w:lvl>
+    <w:lvl w:ilvl="5">
+      <w:start w:val="1"/>
+      <w:numFmt w:val="lowerRoman"/>
+      <w:lvlText w:val="(%6)"/>
+      <w:lvlJc w:val="left"/>
+      <w:pPr>
+        <w:ind w:left="2160" w:hanging="360"/>
+      </w:pPr>
+    </w:lvl>
+    <w:lvl w:ilvl="6">
+      <w:start w:val="1"/>
+      <w:numFmt w:val="decimal"/>
+      <w:lvlText w:val="%7."/>
+      <w:lvlJc w:val="left"/>
+      <w:pPr>
+        <w:ind w:left="2520" w:hanging="360"/>
+      </w:pPr>
+    </w:lvl>
+    <w:lvl w:ilvl="7">
+      <w:start w:val="1"/>
+      <w:numFmt w:val="lowerLetter"/>
+      <w:lvlText w:val="%8."/>
+      <w:lvlJc w:val="left"/>
+      <w:pPr>
+        <w:ind w:left="2880" w:hanging="360"/>
+      </w:pPr>
+    </w:lvl>
+    <w:lvl w:ilvl="8">
+      <w:start w:val="1"/>
+      <w:numFmt w:val="lowerRoman"/>
+      <w:lvlText w:val="%9."/>
+      <w:lvlJc w:val="left"/>
+      <w:pPr>
+        <w:ind w:left="3240" w:hanging="360"/>
+      </w:pPr>
+    </w:lvl>
+  </w:abstractNum>
+  <w:abstractNum w:abstractNumId="3">
+    <w:nsid w:val="1798510D"/>
+    <w:multiLevelType w:val="multilevel"/>
+    <w:tmpl w:val="64C2E336"/>
+    <w:lvl w:ilvl="0">
+      <w:start w:val="1"/>
+      <w:numFmt w:val="bullet"/>
+      <w:lvlText w:val=""/>
+      <w:lvlJc w:val="left"/>
+      <w:pPr>
+        <w:tabs>
+          <w:tab w:val="num" w:pos="720"/>
+        </w:tabs>
+        <w:ind w:left="720" w:hanging="360"/>
+      </w:pPr>
+      <w:rPr>
+        <w:rFonts w:ascii="Symbol" w:hAnsi="Symbol" w:hint="default"/>
+        <w:sz w:val="20"/>
+      </w:rPr>
+    </w:lvl>
+    <w:lvl w:ilvl="1" w:tentative="1">
+      <w:start w:val="1"/>
+      <w:numFmt w:val="bullet"/>
+      <w:lvlText w:val="o"/>
+      <w:lvlJc w:val="left"/>
+      <w:pPr>
+        <w:tabs>
+          <w:tab w:val="num" w:pos="1440"/>
+        </w:tabs>
+        <w:ind w:left="1440" w:hanging="360"/>
+      </w:pPr>
+      <w:rPr>
+        <w:rFonts w:ascii="Courier New" w:hAnsi="Courier New" w:hint="default"/>
+        <w:sz w:val="20"/>
+      </w:rPr>
+    </w:lvl>
+    <w:lvl w:ilvl="2" w:tentative="1">
+      <w:start w:val="1"/>
+      <w:numFmt w:val="bullet"/>
+      <w:lvlText w:val=""/>
+      <w:lvlJc w:val="left"/>
+      <w:pPr>
+        <w:tabs>
+          <w:tab w:val="num" w:pos="2160"/>
+        </w:tabs>
+        <w:ind w:left="2160" w:hanging="360"/>
+      </w:pPr>
+      <w:rPr>
+        <w:rFonts w:ascii="Wingdings" w:hAnsi="Wingdings" w:hint="default"/>
+        <w:sz w:val="20"/>
+      </w:rPr>
+    </w:lvl>
+    <w:lvl w:ilvl="3" w:tentative="1">
+      <w:start w:val="1"/>
+      <w:numFmt w:val="bullet"/>
+      <w:lvlText w:val=""/>
+      <w:lvlJc w:val="left"/>
+      <w:pPr>
+        <w:tabs>
+          <w:tab w:val="num" w:pos="2880"/>
+        </w:tabs>
+        <w:ind w:left="2880" w:hanging="360"/>
+      </w:pPr>
+      <w:rPr>
+        <w:rFonts w:ascii="Wingdings" w:hAnsi="Wingdings" w:hint="default"/>
+        <w:sz w:val="20"/>
+      </w:rPr>
+    </w:lvl>
+    <w:lvl w:ilvl="4" w:tentative="1">
+      <w:start w:val="1"/>
+      <w:numFmt w:val="bullet"/>
+      <w:lvlText w:val=""/>
+      <w:lvlJc w:val="left"/>
+      <w:pPr>
+        <w:tabs>
+          <w:tab w:val="num" w:pos="3600"/>
+        </w:tabs>
+        <w:ind w:left="3600" w:hanging="360"/>
+      </w:pPr>
+      <w:rPr>
+        <w:rFonts w:ascii="Wingdings" w:hAnsi="Wingdings" w:hint="default"/>
+        <w:sz w:val="20"/>
+      </w:rPr>
+    </w:lvl>
+    <w:lvl w:ilvl="5" w:tentative="1">
+      <w:start w:val="1"/>
+      <w:numFmt w:val="bullet"/>
+      <w:lvlText w:val=""/>
+      <w:lvlJc w:val="left"/>
+      <w:pPr>
+        <w:tabs>
+          <w:tab w:val="num" w:pos="4320"/>
+        </w:tabs>
+        <w:ind w:left="4320" w:hanging="360"/>
+      </w:pPr>
+      <w:rPr>
+        <w:rFonts w:ascii="Wingdings" w:hAnsi="Wingdings" w:hint="default"/>
+        <w:sz w:val="20"/>
+      </w:rPr>
+    </w:lvl>
+    <w:lvl w:ilvl="6" w:tentative="1">
+      <w:start w:val="1"/>
+      <w:numFmt w:val="bullet"/>
+      <w:lvlText w:val=""/>
+      <w:lvlJc w:val="left"/>
+      <w:pPr>
+        <w:tabs>
+          <w:tab w:val="num" w:pos="5040"/>
+        </w:tabs>
+        <w:ind w:left="5040" w:hanging="360"/>
+      </w:pPr>
+      <w:rPr>
+        <w:rFonts w:ascii="Wingdings" w:hAnsi="Wingdings" w:hint="default"/>
+        <w:sz w:val="20"/>
+      </w:rPr>
+    </w:lvl>
+    <w:lvl w:ilvl="7" w:tentative="1">
+      <w:start w:val="1"/>
+      <w:numFmt w:val="bullet"/>
+      <w:lvlText w:val=""/>
+      <w:lvlJc w:val="left"/>
+      <w:pPr>
+        <w:tabs>
+          <w:tab w:val="num" w:pos="5760"/>
+        </w:tabs>
+        <w:ind w:left="5760" w:hanging="360"/>
+      </w:pPr>
+      <w:rPr>
+        <w:rFonts w:ascii="Wingdings" w:hAnsi="Wingdings" w:hint="default"/>
+        <w:sz w:val="20"/>
+      </w:rPr>
+    </w:lvl>
+    <w:lvl w:ilvl="8" w:tentative="1">
+      <w:start w:val="1"/>
+      <w:numFmt w:val="bullet"/>
+      <w:lvlText w:val=""/>
+      <w:lvlJc w:val="left"/>
+      <w:pPr>
+        <w:tabs>
+          <w:tab w:val="num" w:pos="6480"/>
+        </w:tabs>
+        <w:ind w:left="6480" w:hanging="360"/>
+      </w:pPr>
+      <w:rPr>
+        <w:rFonts w:ascii="Wingdings" w:hAnsi="Wingdings" w:hint="default"/>
+        <w:sz w:val="20"/>
+      </w:rPr>
+    </w:lvl>
+  </w:abstractNum>
+  <w:abstractNum w:abstractNumId="4">
+    <w:nsid w:val="4CDE1824"/>
+    <w:multiLevelType w:val="multilevel"/>
+    <w:tmpl w:val="936E63D6"/>
+    <w:lvl w:ilvl="0">
+      <w:start w:val="1"/>
+      <w:numFmt w:val="decimal"/>
+      <w:lvlText w:val="%1."/>
+      <w:lvlJc w:val="left"/>
+      <w:pPr>
+        <w:tabs>
+          <w:tab w:val="num" w:pos="720"/>
+        </w:tabs>
+        <w:ind w:left="720" w:hanging="360"/>
+      </w:pPr>
+    </w:lvl>
+    <w:lvl w:ilvl="1" w:tentative="1">
+      <w:start w:val="1"/>
+      <w:numFmt w:val="decimal"/>
+      <w:lvlText w:val="%2."/>
+      <w:lvlJc w:val="left"/>
+      <w:pPr>
+        <w:tabs>
+          <w:tab w:val="num" w:pos="1440"/>
+        </w:tabs>
+        <w:ind w:left="1440" w:hanging="360"/>
+      </w:pPr>
+    </w:lvl>
+    <w:lvl w:ilvl="2" w:tentative="1">
+      <w:start w:val="1"/>
+      <w:numFmt w:val="decimal"/>
+      <w:lvlText w:val="%3."/>
+      <w:lvlJc w:val="left"/>
+      <w:pPr>
+        <w:tabs>
+          <w:tab w:val="num" w:pos="2160"/>
+        </w:tabs>
+        <w:ind w:left="2160" w:hanging="360"/>
+      </w:pPr>
+    </w:lvl>
+    <w:lvl w:ilvl="3" w:tentative="1">
+      <w:start w:val="1"/>
+      <w:numFmt w:val="decimal"/>
+      <w:lvlText w:val="%4."/>
+      <w:lvlJc w:val="left"/>
+      <w:pPr>
+        <w:tabs>
+          <w:tab w:val="num" w:pos="2880"/>
+        </w:tabs>
+        <w:ind w:left="2880" w:hanging="360"/>
+      </w:pPr>
+    </w:lvl>
+    <w:lvl w:ilvl="4" w:tentative="1">
+      <w:start w:val="1"/>
+      <w:numFmt w:val="decimal"/>
+      <w:lvlText w:val="%5."/>
+      <w:lvlJc w:val="left"/>
+      <w:pPr>
+        <w:tabs>
+          <w:tab w:val="num" w:pos="3600"/>
+        </w:tabs>
+        <w:ind w:left="3600" w:hanging="360"/>
+      </w:pPr>
+    </w:lvl>
+    <w:lvl w:ilvl="5" w:tentative="1">
+      <w:start w:val="1"/>
+      <w:numFmt w:val="decimal"/>
+      <w:lvlText w:val="%6."/>
+      <w:lvlJc w:val="left"/>
+      <w:pPr>
+        <w:tabs>
+          <w:tab w:val="num" w:pos="4320"/>
+        </w:tabs>
+        <w:ind w:left="4320" w:hanging="360"/>
+      </w:pPr>
+    </w:lvl>
+    <w:lvl w:ilvl="6" w:tentative="1">
+      <w:start w:val="1"/>
+      <w:numFmt w:val="decimal"/>
+      <w:lvlText w:val="%7."/>
+      <w:lvlJc w:val="left"/>
+      <w:pPr>
+        <w:tabs>
+          <w:tab w:val="num" w:pos="5040"/>
+        </w:tabs>
+        <w:ind w:left="5040" w:hanging="360"/>
+      </w:pPr>
+    </w:lvl>
+    <w:lvl w:ilvl="7" w:tentative="1">
+      <w:start w:val="1"/>
+      <w:numFmt w:val="decimal"/>
+      <w:lvlText w:val="%8."/>
+      <w:lvlJc w:val="left"/>
+      <w:pPr>
+        <w:tabs>
+          <w:tab w:val="num" w:pos="5760"/>
+        </w:tabs>
+        <w:ind w:left="5760" w:hanging="360"/>
+      </w:pPr>
+    </w:lvl>
+    <w:lvl w:ilvl="8" w:tentative="1">
+      <w:start w:val="1"/>
+      <w:numFmt w:val="decimal"/>
+      <w:lvlText w:val="%9."/>
+      <w:lvlJc w:val="left"/>
+      <w:pPr>
+        <w:tabs>
+          <w:tab w:val="num" w:pos="6480"/>
+        </w:tabs>
+        <w:ind w:left="6480" w:hanging="360"/>
+      </w:pPr>
+    </w:lvl>
+  </w:abstractNum>
+  <w:abstractNum w:abstractNumId="5">
+    <w:nsid w:val="57FC1E09"/>
+    <w:multiLevelType w:val="hybridMultilevel"/>
+    <w:tmpl w:val="C8B8E9E8"/>
+    <w:lvl w:ilvl="0" w:tplc="040C000F">
+      <w:start w:val="1"/>
+      <w:numFmt w:val="decimal"/>
+      <w:lvlText w:val="%1."/>
+      <w:lvlJc w:val="left"/>
+      <w:pPr>
+        <w:ind w:left="720" w:hanging="360"/>
+      </w:pPr>
+    </w:lvl>
+    <w:lvl w:ilvl="1" w:tplc="040C0019">
+      <w:start w:val="1"/>
+      <w:numFmt w:val="lowerLetter"/>
+      <w:lvlText w:val="%2."/>
+      <w:lvlJc w:val="left"/>
+      <w:pPr>
+        <w:ind w:left="1440" w:hanging="360"/>
+      </w:pPr>
+    </w:lvl>
+    <w:lvl w:ilvl="2" w:tplc="040C001B" w:tentative="1">
+      <w:start w:val="1"/>
+      <w:numFmt w:val="lowerRoman"/>
+      <w:lvlText w:val="%3."/>
+      <w:lvlJc w:val="right"/>
+      <w:pPr>
+        <w:ind w:left="2160" w:hanging="180"/>
+      </w:pPr>
+    </w:lvl>
+    <w:lvl w:ilvl="3" w:tplc="040C000F" w:tentative="1">
+      <w:start w:val="1"/>
+      <w:numFmt w:val="decimal"/>
+      <w:lvlText w:val="%4."/>
+      <w:lvlJc w:val="left"/>
+      <w:pPr>
+        <w:ind w:left="2880" w:hanging="360"/>
+      </w:pPr>
+    </w:lvl>
+    <w:lvl w:ilvl="4" w:tplc="040C0019" w:tentative="1">
+      <w:start w:val="1"/>
+      <w:numFmt w:val="lowerLetter"/>
+      <w:lvlText w:val="%5."/>
+      <w:lvlJc w:val="left"/>
+      <w:pPr>
+        <w:ind w:left="3600" w:hanging="360"/>
+      </w:pPr>
+    </w:lvl>
+    <w:lvl w:ilvl="5" w:tplc="040C001B" w:tentative="1">
+      <w:start w:val="1"/>
+      <w:numFmt w:val="lowerRoman"/>
+      <w:lvlText w:val="%6."/>
+      <w:lvlJc w:val="right"/>
+      <w:pPr>
+        <w:ind w:left="4320" w:hanging="180"/>
+      </w:pPr>
+    </w:lvl>
+    <w:lvl w:ilvl="6" w:tplc="040C000F" w:tentative="1">
+      <w:start w:val="1"/>
+      <w:numFmt w:val="decimal"/>
+      <w:lvlText w:val="%7."/>
+      <w:lvlJc w:val="left"/>
+      <w:pPr>
+        <w:ind w:left="5040" w:hanging="360"/>
+      </w:pPr>
+    </w:lvl>
+    <w:lvl w:ilvl="7" w:tplc="040C0019" w:tentative="1">
+      <w:start w:val="1"/>
+      <w:numFmt w:val="lowerLetter"/>
+      <w:lvlText w:val="%8."/>
+      <w:lvlJc w:val="left"/>
+      <w:pPr>
+        <w:ind w:left="5760" w:hanging="360"/>
+      </w:pPr>
+    </w:lvl>
+    <w:lvl w:ilvl="8" w:tplc="040C001B" w:tentative="1">
+      <w:start w:val="1"/>
+      <w:numFmt w:val="lowerRoman"/>
+      <w:lvlText w:val="%9."/>
+      <w:lvlJc w:val="right"/>
+      <w:pPr>
+        <w:ind w:left="6480" w:hanging="180"/>
+      </w:pPr>
+    </w:lvl>
+  </w:abstractNum>
+  <w:abstractNum w:abstractNumId="6">
+    <w:nsid w:val="66EF3349"/>
+    <w:multiLevelType w:val="multilevel"/>
+    <w:tmpl w:val="86A03B90"/>
+    <w:lvl w:ilvl="0">
+      <w:start w:val="1"/>
+      <w:numFmt w:val="decimal"/>
+      <w:lvlText w:val="%1."/>
+      <w:lvlJc w:val="left"/>
+      <w:pPr>
+        <w:tabs>
+          <w:tab w:val="num" w:pos="720"/>
+        </w:tabs>
+        <w:ind w:left="720" w:hanging="360"/>
+      </w:pPr>
+    </w:lvl>
+    <w:lvl w:ilvl="1" w:tentative="1">
+      <w:start w:val="1"/>
+      <w:numFmt w:val="decimal"/>
+      <w:lvlText w:val="%2."/>
+      <w:lvlJc w:val="left"/>
+      <w:pPr>
+        <w:tabs>
+          <w:tab w:val="num" w:pos="1440"/>
+        </w:tabs>
+        <w:ind w:left="1440" w:hanging="360"/>
+      </w:pPr>
+    </w:lvl>
+    <w:lvl w:ilvl="2" w:tentative="1">
+      <w:start w:val="1"/>
+      <w:numFmt w:val="decimal"/>
+      <w:lvlText w:val="%3."/>
+      <w:lvlJc w:val="left"/>
+      <w:pPr>
+        <w:tabs>
+          <w:tab w:val="num" w:pos="2160"/>
+        </w:tabs>
+        <w:ind w:left="2160" w:hanging="360"/>
+      </w:pPr>
+    </w:lvl>
+    <w:lvl w:ilvl="3" w:tentative="1">
+      <w:start w:val="1"/>
+      <w:numFmt w:val="decimal"/>
+      <w:lvlText w:val="%4."/>
+      <w:lvlJc w:val="left"/>
+      <w:pPr>
+        <w:tabs>
+          <w:tab w:val="num" w:pos="2880"/>
+        </w:tabs>
+        <w:ind w:left="2880" w:hanging="360"/>
+      </w:pPr>
+    </w:lvl>
+    <w:lvl w:ilvl="4" w:tentative="1">
+      <w:start w:val="1"/>
+      <w:numFmt w:val="decimal"/>
+      <w:lvlText w:val="%5."/>
+      <w:lvlJc w:val="left"/>
+      <w:pPr>
+        <w:tabs>
+          <w:tab w:val="num" w:pos="3600"/>
+        </w:tabs>
+        <w:ind w:left="3600" w:hanging="360"/>
+      </w:pPr>
+    </w:lvl>
+    <w:lvl w:ilvl="5" w:tentative="1">
+      <w:start w:val="1"/>
+      <w:numFmt w:val="decimal"/>
+      <w:lvlText w:val="%6."/>
+      <w:lvlJc w:val="left"/>
+      <w:pPr>
+        <w:tabs>
+          <w:tab w:val="num" w:pos="4320"/>
+        </w:tabs>
+        <w:ind w:left="4320" w:hanging="360"/>
+      </w:pPr>
+    </w:lvl>
+    <w:lvl w:ilvl="6" w:tentative="1">
+      <w:start w:val="1"/>
+      <w:numFmt w:val="decimal"/>
+      <w:lvlText w:val="%7."/>
+      <w:lvlJc w:val="left"/>
+      <w:pPr>
+        <w:tabs>
+          <w:tab w:val="num" w:pos="5040"/>
+        </w:tabs>
+        <w:ind w:left="5040" w:hanging="360"/>
+      </w:pPr>
+    </w:lvl>
+    <w:lvl w:ilvl="7" w:tentative="1">
+      <w:start w:val="1"/>
+      <w:numFmt w:val="decimal"/>
+      <w:lvlText w:val="%8."/>
+      <w:lvlJc w:val="left"/>
+      <w:pPr>
+        <w:tabs>
+          <w:tab w:val="num" w:pos="5760"/>
+        </w:tabs>
+        <w:ind w:left="5760" w:hanging="360"/>
+      </w:pPr>
+    </w:lvl>
+    <w:lvl w:ilvl="8" w:tentative="1">
+      <w:start w:val="1"/>
+      <w:numFmt w:val="decimal"/>
+      <w:lvlText w:val="%9."/>
+      <w:lvlJc w:val="left"/>
+      <w:pPr>
+        <w:tabs>
+          <w:tab w:val="num" w:pos="6480"/>
+        </w:tabs>
+        <w:ind w:left="6480" w:hanging="360"/>
+      </w:pPr>
+    </w:lvl>
+  </w:abstractNum>
+  <w:abstractNum w:abstractNumId="7">
+    <w:nsid w:val="705D01FE"/>
+    <w:multiLevelType w:val="hybridMultilevel"/>
+    <w:tmpl w:val="6A48C576"/>
+    <w:lvl w:ilvl="0" w:tplc="040C000F">
+      <w:start w:val="1"/>
+      <w:numFmt w:val="decimal"/>
+      <w:lvlText w:val="%1."/>
+      <w:lvlJc w:val="left"/>
+      <w:pPr>
+        <w:ind w:left="720" w:hanging="360"/>
+      </w:pPr>
+    </w:lvl>
+    <w:lvl w:ilvl="1" w:tplc="CD643268">
+      <w:numFmt w:val="bullet"/>
+      <w:lvlText w:val=""/>
+      <w:lvlJc w:val="left"/>
+      <w:pPr>
+        <w:ind w:left="1440" w:hanging="360"/>
+      </w:pPr>
+      <w:rPr>
+        <w:rFonts w:ascii="Calibri" w:eastAsiaTheme="minorHAnsi" w:hAnsi="Calibri" w:cs="Calibri" w:hint="default"/>
+      </w:rPr>
+    </w:lvl>
+    <w:lvl w:ilvl="2" w:tplc="040C001B" w:tentative="1">
+      <w:start w:val="1"/>
+      <w:numFmt w:val="lowerRoman"/>
+      <w:lvlText w:val="%3."/>
+      <w:lvlJc w:val="right"/>
+      <w:pPr>
+        <w:ind w:left="2160" w:hanging="180"/>
+      </w:pPr>
+    </w:lvl>
+    <w:lvl w:ilvl="3" w:tplc="040C000F" w:tentative="1">
+      <w:start w:val="1"/>
+      <w:numFmt w:val="decimal"/>
+      <w:lvlText w:val="%4."/>
+      <w:lvlJc w:val="left"/>
+      <w:pPr>
+        <w:ind w:left="2880" w:hanging="360"/>
+      </w:pPr>
+    </w:lvl>
+    <w:lvl w:ilvl="4" w:tplc="040C0019" w:tentative="1">
+      <w:start w:val="1"/>
+      <w:numFmt w:val="lowerLetter"/>
+      <w:lvlText w:val="%5."/>
+      <w:lvlJc w:val="left"/>
+      <w:pPr>
+        <w:ind w:left="3600" w:hanging="360"/>
+      </w:pPr>
+    </w:lvl>
+    <w:lvl w:ilvl="5" w:tplc="040C001B" w:tentative="1">
+      <w:start w:val="1"/>
+      <w:numFmt w:val="lowerRoman"/>
+      <w:lvlText w:val="%6."/>
+      <w:lvlJc w:val="right"/>
+      <w:pPr>
+        <w:ind w:left="4320" w:hanging="180"/>
+      </w:pPr>
+    </w:lvl>
+    <w:lvl w:ilvl="6" w:tplc="040C000F" w:tentative="1">
+      <w:start w:val="1"/>
+      <w:numFmt w:val="decimal"/>
+      <w:lvlText w:val="%7."/>
+      <w:lvlJc w:val="left"/>
+      <w:pPr>
+        <w:ind w:left="5040" w:hanging="360"/>
+      </w:pPr>
+    </w:lvl>
+    <w:lvl w:ilvl="7" w:tplc="040C0019" w:tentative="1">
+      <w:start w:val="1"/>
+      <w:numFmt w:val="lowerLetter"/>
+      <w:lvlText w:val="%8."/>
+      <w:lvlJc w:val="left"/>
+      <w:pPr>
+        <w:ind w:left="5760" w:hanging="360"/>
+      </w:pPr>
+    </w:lvl>
+    <w:lvl w:ilvl="8" w:tplc="040C001B" w:tentative="1">
+      <w:start w:val="1"/>
+      <w:numFmt w:val="lowerRoman"/>
+      <w:lvlText w:val="%9."/>
+      <w:lvlJc w:val="right"/>
+      <w:pPr>
+        <w:ind w:left="6480" w:hanging="180"/>
+      </w:pPr>
+    </w:lvl>
+  </w:abstractNum>
+  <w:num w:numId="1">
+    <w:abstractNumId w:val="1"/>
+  </w:num>
+  <w:num w:numId="2">
+    <w:abstractNumId w:val="7"/>
+  </w:num>
+  <w:num w:numId="3">
+    <w:abstractNumId w:val="5"/>
+  </w:num>
+  <w:num w:numId="4">
+    <w:abstractNumId w:val="4"/>
+  </w:num>
+  <w:num w:numId="5">
+    <w:abstractNumId w:val="0"/>
+  </w:num>
+  <w:num w:numId="6">
+    <w:abstractNumId w:val="2"/>
+  </w:num>
+  <w:num w:numId="7">
+    <w:abstractNumId w:val="6"/>
+  </w:num>
+  <w:num w:numId="8">
+    <w:abstractNumId w:val="3"/>
+  </w:num>
+</w:numbering>
 </file>
 
 <file path=word/styles.xml><?xml version="1.0" encoding="utf-8"?>
@@ -410,6 +2020,50 @@
     <w:name w:val="Normal"/>
     <w:qFormat/>
   </w:style>
+  <w:style w:type="paragraph" w:styleId="Titre1">
+    <w:name w:val="heading 1"/>
+    <w:basedOn w:val="Normal"/>
+    <w:next w:val="Normal"/>
+    <w:link w:val="Titre1Car"/>
+    <w:uiPriority w:val="9"/>
+    <w:qFormat/>
+    <w:rsid w:val="00925E24"/>
+    <w:pPr>
+      <w:keepNext/>
+      <w:keepLines/>
+      <w:spacing w:before="240" w:after="0"/>
+      <w:outlineLvl w:val="0"/>
+    </w:pPr>
+    <w:rPr>
+      <w:rFonts w:asciiTheme="majorHAnsi" w:eastAsiaTheme="majorEastAsia" w:hAnsiTheme="majorHAnsi" w:cstheme="majorBidi"/>
+      <w:color w:val="2E74B5" w:themeColor="accent1" w:themeShade="BF"/>
+      <w:sz w:val="32"/>
+      <w:szCs w:val="32"/>
+    </w:rPr>
+  </w:style>
+  <w:style w:type="paragraph" w:styleId="Titre3">
+    <w:name w:val="heading 3"/>
+    <w:basedOn w:val="Normal"/>
+    <w:next w:val="Normal"/>
+    <w:link w:val="Titre3Car"/>
+    <w:uiPriority w:val="9"/>
+    <w:semiHidden/>
+    <w:unhideWhenUsed/>
+    <w:qFormat/>
+    <w:rsid w:val="00535A65"/>
+    <w:pPr>
+      <w:keepNext/>
+      <w:keepLines/>
+      <w:spacing w:before="40" w:after="0"/>
+      <w:outlineLvl w:val="2"/>
+    </w:pPr>
+    <w:rPr>
+      <w:rFonts w:asciiTheme="majorHAnsi" w:eastAsiaTheme="majorEastAsia" w:hAnsiTheme="majorHAnsi" w:cstheme="majorBidi"/>
+      <w:color w:val="1F4D78" w:themeColor="accent1" w:themeShade="7F"/>
+      <w:sz w:val="24"/>
+      <w:szCs w:val="24"/>
+    </w:rPr>
+  </w:style>
   <w:style w:type="character" w:default="1" w:styleId="Policepardfaut">
     <w:name w:val="Default Paragraph Font"/>
     <w:uiPriority w:val="1"/>
@@ -436,6 +2090,95 @@
     <w:uiPriority w:val="99"/>
     <w:semiHidden/>
     <w:unhideWhenUsed/>
+  </w:style>
+  <w:style w:type="paragraph" w:styleId="Sansinterligne">
+    <w:name w:val="No Spacing"/>
+    <w:uiPriority w:val="1"/>
+    <w:qFormat/>
+    <w:rsid w:val="00925E24"/>
+    <w:pPr>
+      <w:spacing w:after="0" w:line="240" w:lineRule="auto"/>
+    </w:pPr>
+  </w:style>
+  <w:style w:type="character" w:customStyle="1" w:styleId="Titre1Car">
+    <w:name w:val="Titre 1 Car"/>
+    <w:basedOn w:val="Policepardfaut"/>
+    <w:link w:val="Titre1"/>
+    <w:uiPriority w:val="9"/>
+    <w:rsid w:val="00925E24"/>
+    <w:rPr>
+      <w:rFonts w:asciiTheme="majorHAnsi" w:eastAsiaTheme="majorEastAsia" w:hAnsiTheme="majorHAnsi" w:cstheme="majorBidi"/>
+      <w:color w:val="2E74B5" w:themeColor="accent1" w:themeShade="BF"/>
+      <w:sz w:val="32"/>
+      <w:szCs w:val="32"/>
+    </w:rPr>
+  </w:style>
+  <w:style w:type="paragraph" w:styleId="Paragraphedeliste">
+    <w:name w:val="List Paragraph"/>
+    <w:basedOn w:val="Normal"/>
+    <w:uiPriority w:val="34"/>
+    <w:qFormat/>
+    <w:rsid w:val="00925E24"/>
+    <w:pPr>
+      <w:ind w:left="720"/>
+      <w:contextualSpacing/>
+    </w:pPr>
+  </w:style>
+  <w:style w:type="paragraph" w:customStyle="1" w:styleId="pdq2pgselectionanchorcontainer">
+    <w:name w:val="pdq2pg_selectionanchorcontainer"/>
+    <w:basedOn w:val="Normal"/>
+    <w:rsid w:val="00535A65"/>
+    <w:pPr>
+      <w:spacing w:before="100" w:beforeAutospacing="1" w:after="100" w:afterAutospacing="1" w:line="240" w:lineRule="auto"/>
+    </w:pPr>
+    <w:rPr>
+      <w:rFonts w:ascii="Times New Roman" w:eastAsia="Times New Roman" w:hAnsi="Times New Roman" w:cs="Times New Roman"/>
+      <w:sz w:val="24"/>
+      <w:szCs w:val="24"/>
+      <w:lang w:eastAsia="fr-FR"/>
+    </w:rPr>
+  </w:style>
+  <w:style w:type="character" w:customStyle="1" w:styleId="Titre3Car">
+    <w:name w:val="Titre 3 Car"/>
+    <w:basedOn w:val="Policepardfaut"/>
+    <w:link w:val="Titre3"/>
+    <w:uiPriority w:val="9"/>
+    <w:semiHidden/>
+    <w:rsid w:val="00535A65"/>
+    <w:rPr>
+      <w:rFonts w:asciiTheme="majorHAnsi" w:eastAsiaTheme="majorEastAsia" w:hAnsiTheme="majorHAnsi" w:cstheme="majorBidi"/>
+      <w:color w:val="1F4D78" w:themeColor="accent1" w:themeShade="7F"/>
+      <w:sz w:val="24"/>
+      <w:szCs w:val="24"/>
+    </w:rPr>
+  </w:style>
+  <w:style w:type="paragraph" w:styleId="NormalWeb">
+    <w:name w:val="Normal (Web)"/>
+    <w:basedOn w:val="Normal"/>
+    <w:uiPriority w:val="99"/>
+    <w:semiHidden/>
+    <w:unhideWhenUsed/>
+    <w:rsid w:val="00535A65"/>
+    <w:pPr>
+      <w:spacing w:before="100" w:beforeAutospacing="1" w:after="100" w:afterAutospacing="1" w:line="240" w:lineRule="auto"/>
+    </w:pPr>
+    <w:rPr>
+      <w:rFonts w:ascii="Times New Roman" w:eastAsia="Times New Roman" w:hAnsi="Times New Roman" w:cs="Times New Roman"/>
+      <w:sz w:val="24"/>
+      <w:szCs w:val="24"/>
+      <w:lang w:eastAsia="fr-FR"/>
+    </w:rPr>
+  </w:style>
+  <w:style w:type="character" w:styleId="lev">
+    <w:name w:val="Strong"/>
+    <w:basedOn w:val="Policepardfaut"/>
+    <w:uiPriority w:val="22"/>
+    <w:qFormat/>
+    <w:rsid w:val="00535A65"/>
+    <w:rPr>
+      <w:b/>
+      <w:bCs/>
+    </w:rPr>
   </w:style>
 </w:styles>
 </file>
